--- a/testakten/erbstreit-krypto-multisig-edelmann-stuttgart/13_pflichtteilsverzicht_marie_theres_2020.docx
+++ b/testakten/erbstreit-krypto-multisig-edelmann-stuttgart/13_pflichtteilsverzicht_marie_theres_2020.docx
@@ -128,7 +128,7 @@
         <w:rPr>
           <w:i/>
         </w:rPr>
-        <w:t>Marie-Theres Edelmann-Berlepsch erklärt gegenüber ihrem Vater, Prof. Dr. Reinhard Edelmann, den Verzicht auf ihr gesetzliches Erb- und Pflichtteilsrecht nach §§ 2346, 2348 BGB in vollem Umfang. Der Verzicht erfasst auch den Pflichtteilsergänzungsanspruch nach § 2325 BGB.</w:t>
+        <w:t>Marie-Theres Edelmann-Berlepsch erklärt gegenüber ihrem Vater, Prof. Dr. Reinhard Edelmann, den Verzicht auf ihr gesetzliches Erb- und Pflichtteilsrecht nach Paragrafen 2346, 2348 BGB in vollem Umfang. Der Verzicht erfasst auch den Pflichtteilsergänzungsanspruch nach Paragraf 2325 BGB.</w:t>
       </w:r>
     </w:p>
     <w:p>
@@ -183,7 +183,7 @@
         <w:rPr>
           <w:rFonts w:ascii="Times New Roman" w:hAnsi="Times New Roman"/>
         </w:rPr>
-        <w:t>2.1 Notarielle Beurkundung (§ 2348 BGB)</w:t>
+        <w:t>2.1 Notarielle Beurkundung (Paragraf 2348 BGB)</w:t>
       </w:r>
     </w:p>
     <w:p>
@@ -191,7 +191,7 @@
         <w:jc w:val="left"/>
       </w:pPr>
       <w:r>
-        <w:t>Der Verzichtsvertrag bedarf nach § 2348 BGB der notariellen Beurkundung. Diese liegt vor. Formell wirksam.</w:t>
+        <w:t>Der Verzichtsvertrag bedarf nach Paragraf 2348 BGB der notariellen Beurkundung. Diese liegt vor. Formell wirksam.</w:t>
       </w:r>
     </w:p>
     <w:p>
@@ -260,7 +260,7 @@
         <w:rPr>
           <w:rFonts w:ascii="Times New Roman" w:hAnsi="Times New Roman"/>
         </w:rPr>
-        <w:t>3.1 Anfechtungsground Irrtum (§§ 119, 142 BGB)</w:t>
+        <w:t>3.1 Anfechtungsground Irrtum (Paragrafen 119, 142 BGB)</w:t>
       </w:r>
     </w:p>
     <w:p>
@@ -282,7 +282,7 @@
         <w:t>Rechtliche Einordnung:</w:t>
       </w:r>
       <w:r>
-        <w:t xml:space="preserve"> Der Irrtum über den Wert des zukünftigen Nachlasses ist kein Irrtum nach § 119 BGB (Erklärungs- oder Eigenschaftsirrtum). Der Pflichtteilsverzicht erfolgt zu einem Zeitpunkt, zu dem der Nachlass noch nicht feststeht; der Wert des künftigen Nachlasses ist ein Kalkulationsrisiko, das der Verzichtende trägt. Die Rechtsprechung ist hier eindeutig: Wertschwankungen zwischen Verzichtszeitpunkt und Erbfall begründen keinen Anfechtungsgrund (OLG Düsseldorf, Urt. v. 05.02.2016, I-7 U 68/14).</w:t>
+        <w:t xml:space="preserve"> Der Irrtum über den Wert des zukünftigen Nachlasses ist kein Irrtum nach Paragraf 119 BGB (Erklärungs- oder Eigenschaftsirrtum). Der Pflichtteilsverzicht erfolgt zu einem Zeitpunkt, zu dem der Nachlass noch nicht feststeht; der Wert des künftigen Nachlasses ist ein Kalkulationsrisiko, das der Verzichtende trägt. Die Rechtsprechung ist hier eindeutig: Wertschwankungen zwischen Verzichtszeitpunkt und Erbfall begründen keinen Anfechtungsgrund (OLG Düsseldorf, Urt. v. 05.02.2016, I-7 U 68/14).</w:t>
       </w:r>
     </w:p>
     <w:p>
@@ -293,7 +293,7 @@
         <w:rPr>
           <w:rFonts w:ascii="Times New Roman" w:hAnsi="Times New Roman"/>
         </w:rPr>
-        <w:t>3.2 Störung der Geschäftsgrundlage (§ 313 BGB)</w:t>
+        <w:t>3.2 Störung der Geschäftsgrundlage (Paragraf 313 BGB)</w:t>
       </w:r>
     </w:p>
     <w:p>
@@ -315,7 +315,7 @@
         <w:t>Bewertung:</w:t>
       </w:r>
       <w:r>
-        <w:t xml:space="preserve"> § 313 BGB setzt voraus, dass sich Umstände, die Geschäftsgrundlage wurden, nachträglich so gravierend verändert haben, dass das Festhalten am Vertrag für eine Partei unzumutbar ist. Bei einem Pflichtteilsverzicht gegen einmalige Abfindung ist die Wertenentwicklung des Nachlasses typischerweise das spezifische Risiko, das die Parteien verteilt haben. Der BGH hat in vergleichbaren Konstellationen (BGH 22.01.1986 IV a ZR 154/84 zu Erbverzicht und Wertsteigerung) eine Anpassung nach § 313 BGB nur bei außergewöhnlichen, für beide Parteien nicht vorhersebbaren Entwicklungen anerkannt.</w:t>
+        <w:t xml:space="preserve"> Paragraf 313 BGB setzt voraus, dass sich Umstände, die Geschäftsgrundlage wurden, nachträglich so gravierend verändert haben, dass das Festhalten am Vertrag für eine Partei unzumutbar ist. Bei einem Pflichtteilsverzicht gegen einmalige Abfindung ist die Wertenentwicklung des Nachlasses typischerweise das spezifische Risiko, das die Parteien verteilt haben. Der BGH hat in vergleichbaren Konstellationen (BGH 22.01.1986 IV a ZR 154/84 zu Erbverzicht und Wertsteigerung) eine Anpassung nach Paragraf 313 BGB nur bei außergewöhnlichen, für beide Parteien nicht vorhersebbaren Entwicklungen anerkannt.</w:t>
       </w:r>
     </w:p>
     <w:p>
@@ -348,7 +348,7 @@
         <w:rPr>
           <w:rFonts w:ascii="Times New Roman" w:hAnsi="Times New Roman"/>
         </w:rPr>
-        <w:t>3.3 Arglistige Täuschung (§ 123 BGB)</w:t>
+        <w:t>3.3 Arglistige Täuschung (Paragraf 123 BGB)</w:t>
       </w:r>
     </w:p>
     <w:p>
@@ -356,7 +356,7 @@
         <w:jc w:val="left"/>
       </w:pPr>
       <w:r>
-        <w:t>Falls Edelmann die Krypto-Assets 2020 bewusst verschwiegen hat, um Marie-Theres zu einem günstigen Verzicht zu bewegen, käme eine Anfechtung nach § 123 BGB in Betracht. Die Anfechtungsfrist nach § 124 BGB beträgt ein Jahr ab Kenntnis der Täuschung. Wenn Marie-Theres erst 2025 (nach dem Tod) von den Krypto-Assets erfahren hat, wäre die Frist noch offen (ab März 2025 laufend, Ablauf März 2026).</w:t>
+        <w:t>Falls Edelmann die Krypto-Assets 2020 bewusst verschwiegen hat, um Marie-Theres zu einem günstigen Verzicht zu bewegen, käme eine Anfechtung nach Paragraf 123 BGB in Betracht. Die Anfechtungsfrist nach Paragraf 124 BGB beträgt ein Jahr ab Kenntnis der Täuschung. Wenn Marie-Theres erst 2025 (nach dem Tod) von den Krypto-Assets erfahren hat, wäre die Frist noch offen (ab März 2025 laufend, Ablauf März 2026).</w:t>
       </w:r>
     </w:p>
     <w:p>
